--- a/docs/M2_Roteiro_Apresentacao_CronotaScan.docx
+++ b/docs/M2_Roteiro_Apresentacao_CronotaScan.docx
@@ -33,7 +33,7 @@
           <w:color w:val="1C2833"/>
           <w:sz w:val="24"/>
         </w:rPr>
-        <w:t>Engenharia de Software II — UNIVALI — 23 de outubro de 2026</w:t>
+        <w:t>Engenharia de Software II — UNIVALI — 22 de outubro de 2026</w:t>
       </w:r>
     </w:p>
     <w:p>
